--- a/docs/word/05_Staff_Operations_Manual.docx
+++ b/docs/word/05_Staff_Operations_Manual.docx
@@ -279,7 +279,41 @@
           <w:sz w:val="21"/>
           <w:szCs w:val="21"/>
         </w:rPr>
+        <w:t xml:space="preserve">Choose Store Credit when a customer is buying now and paying later. The checkout requires a customer name and can split the debt into installments.</w:t>
+      </w:r>
+    </w:p>
+    <w:p>
+      <w:pPr>
+        <w:pStyle w:val="ListParagraph"/>
+        <w:numPr>
+          <w:ilvl w:val="0"/>
+          <w:numId w:val="1"/>
+        </w:numPr>
+        <w:spacing w:after="100"/>
+      </w:pPr>
+      <w:r>
+        <w:rPr>
+          <w:sz w:val="21"/>
+          <w:szCs w:val="21"/>
+        </w:rPr>
         <w:t xml:space="preserve">Complete sale creates an order, payment, order items, audit log, and decrements stock.</w:t>
+      </w:r>
+    </w:p>
+    <w:p>
+      <w:pPr>
+        <w:pStyle w:val="ListParagraph"/>
+        <w:numPr>
+          <w:ilvl w:val="0"/>
+          <w:numId w:val="1"/>
+        </w:numPr>
+        <w:spacing w:after="100"/>
+      </w:pPr>
+      <w:r>
+        <w:rPr>
+          <w:sz w:val="21"/>
+          <w:szCs w:val="21"/>
+        </w:rPr>
+        <w:t xml:space="preserve">Credit sales create a pending payment record plus a Debt record with installment due dates.</w:t>
       </w:r>
     </w:p>
     <w:p>
@@ -429,6 +463,370 @@
           <w:szCs w:val="21"/>
         </w:rPr>
         <w:t xml:space="preserve">Export CSV or print the report to PDF.</w:t>
+      </w:r>
+    </w:p>
+    <w:p>
+      <w:pPr>
+        <w:pStyle w:val="Heading1"/>
+        <w:spacing w:after="120" w:before="160"/>
+      </w:pPr>
+      <w:r>
+        <w:rPr>
+          <w:b/>
+          <w:bCs/>
+          <w:sz w:val="28"/>
+          <w:szCs w:val="28"/>
+        </w:rPr>
+        <w:t xml:space="preserve">Debts and Installments</w:t>
+      </w:r>
+    </w:p>
+    <w:p>
+      <w:pPr>
+        <w:pStyle w:val="ListParagraph"/>
+        <w:numPr>
+          <w:ilvl w:val="0"/>
+          <w:numId w:val="1"/>
+        </w:numPr>
+        <w:spacing w:after="100"/>
+      </w:pPr>
+      <w:r>
+        <w:rPr>
+          <w:sz w:val="21"/>
+          <w:szCs w:val="21"/>
+        </w:rPr>
+        <w:t xml:space="preserve">Open Debts to review store-credit balances, installment schedules, due dates, reminder counts, and payment status.</w:t>
+      </w:r>
+    </w:p>
+    <w:p>
+      <w:pPr>
+        <w:pStyle w:val="ListParagraph"/>
+        <w:numPr>
+          <w:ilvl w:val="0"/>
+          <w:numId w:val="1"/>
+        </w:numPr>
+        <w:spacing w:after="100"/>
+      </w:pPr>
+      <w:r>
+        <w:rPr>
+          <w:sz w:val="21"/>
+          <w:szCs w:val="21"/>
+        </w:rPr>
+        <w:t xml:space="preserve">Use the messaging tools to send SMS or WhatsApp reminders once a production provider is configured.</w:t>
+      </w:r>
+    </w:p>
+    <w:p>
+      <w:pPr>
+        <w:pStyle w:val="ListParagraph"/>
+        <w:numPr>
+          <w:ilvl w:val="0"/>
+          <w:numId w:val="1"/>
+        </w:numPr>
+        <w:spacing w:after="100"/>
+      </w:pPr>
+      <w:r>
+        <w:rPr>
+          <w:sz w:val="21"/>
+          <w:szCs w:val="21"/>
+        </w:rPr>
+        <w:t xml:space="preserve">Debt reports can be exported from the Exports center as PDF, Word, or Excel-compatible files.</w:t>
+      </w:r>
+    </w:p>
+    <w:p>
+      <w:pPr>
+        <w:pStyle w:val="Heading1"/>
+        <w:spacing w:after="120" w:before="160"/>
+      </w:pPr>
+      <w:r>
+        <w:rPr>
+          <w:b/>
+          <w:bCs/>
+          <w:sz w:val="28"/>
+          <w:szCs w:val="28"/>
+        </w:rPr>
+        <w:t xml:space="preserve">Daily Closing</w:t>
+      </w:r>
+    </w:p>
+    <w:p>
+      <w:pPr>
+        <w:pStyle w:val="ListParagraph"/>
+        <w:numPr>
+          <w:ilvl w:val="0"/>
+          <w:numId w:val="1"/>
+        </w:numPr>
+        <w:spacing w:after="100"/>
+      </w:pPr>
+      <w:r>
+        <w:rPr>
+          <w:sz w:val="21"/>
+          <w:szCs w:val="21"/>
+        </w:rPr>
+        <w:t xml:space="preserve">Open Daily Closing at the end of the day.</w:t>
+      </w:r>
+    </w:p>
+    <w:p>
+      <w:pPr>
+        <w:pStyle w:val="ListParagraph"/>
+        <w:numPr>
+          <w:ilvl w:val="0"/>
+          <w:numId w:val="1"/>
+        </w:numPr>
+        <w:spacing w:after="100"/>
+      </w:pPr>
+      <w:r>
+        <w:rPr>
+          <w:sz w:val="21"/>
+          <w:szCs w:val="21"/>
+        </w:rPr>
+        <w:t xml:space="preserve">Select the business date, enter opening float, counted cash, expenses, refunds, and notes.</w:t>
+      </w:r>
+    </w:p>
+    <w:p>
+      <w:pPr>
+        <w:pStyle w:val="ListParagraph"/>
+        <w:numPr>
+          <w:ilvl w:val="0"/>
+          <w:numId w:val="1"/>
+        </w:numPr>
+        <w:spacing w:after="100"/>
+      </w:pPr>
+      <w:r>
+        <w:rPr>
+          <w:sz w:val="21"/>
+          <w:szCs w:val="21"/>
+        </w:rPr>
+        <w:t xml:space="preserve">The system compares manual cash against expected cash and stores a Balanced or Variance result.</w:t>
+      </w:r>
+    </w:p>
+    <w:p>
+      <w:pPr>
+        <w:pStyle w:val="ListParagraph"/>
+        <w:numPr>
+          <w:ilvl w:val="0"/>
+          <w:numId w:val="1"/>
+        </w:numPr>
+        <w:spacing w:after="100"/>
+      </w:pPr>
+      <w:r>
+        <w:rPr>
+          <w:sz w:val="21"/>
+          <w:szCs w:val="21"/>
+        </w:rPr>
+        <w:t xml:space="preserve">Closing history can be exported to PDF, Word, or Excel-compatible files.</w:t>
+      </w:r>
+    </w:p>
+    <w:p>
+      <w:pPr>
+        <w:pStyle w:val="Heading1"/>
+        <w:spacing w:after="120" w:before="160"/>
+      </w:pPr>
+      <w:r>
+        <w:rPr>
+          <w:b/>
+          <w:bCs/>
+          <w:sz w:val="28"/>
+          <w:szCs w:val="28"/>
+        </w:rPr>
+        <w:t xml:space="preserve">Design Studio</w:t>
+      </w:r>
+    </w:p>
+    <w:p>
+      <w:pPr>
+        <w:pStyle w:val="ListParagraph"/>
+        <w:numPr>
+          <w:ilvl w:val="0"/>
+          <w:numId w:val="1"/>
+        </w:numPr>
+        <w:spacing w:after="100"/>
+      </w:pPr>
+      <w:r>
+        <w:rPr>
+          <w:sz w:val="21"/>
+          <w:szCs w:val="21"/>
+        </w:rPr>
+        <w:t xml:space="preserve">Open Designs to create front, back, or production artwork for jerseys.</w:t>
+      </w:r>
+    </w:p>
+    <w:p>
+      <w:pPr>
+        <w:pStyle w:val="ListParagraph"/>
+        <w:numPr>
+          <w:ilvl w:val="0"/>
+          <w:numId w:val="1"/>
+        </w:numPr>
+        <w:spacing w:after="100"/>
+      </w:pPr>
+      <w:r>
+        <w:rPr>
+          <w:sz w:val="21"/>
+          <w:szCs w:val="21"/>
+        </w:rPr>
+        <w:t xml:space="preserve">Use garment styles, layer toggles, color controls, material presets, heat press settings, cutter profiles, blade offset, overcut, force, speed, mirror mode, registration marks, and weed boxes.</w:t>
+      </w:r>
+    </w:p>
+    <w:p>
+      <w:pPr>
+        <w:pStyle w:val="ListParagraph"/>
+        <w:numPr>
+          <w:ilvl w:val="0"/>
+          <w:numId w:val="1"/>
+        </w:numPr>
+        <w:spacing w:after="100"/>
+      </w:pPr>
+      <w:r>
+        <w:rPr>
+          <w:sz w:val="21"/>
+          <w:szCs w:val="21"/>
+        </w:rPr>
+        <w:t xml:space="preserve">Export SVG for artwork, JSON for job settings, or PLT as a starting cut-path file for cutter workflows.</w:t>
+      </w:r>
+    </w:p>
+    <w:p>
+      <w:pPr>
+        <w:pStyle w:val="ListParagraph"/>
+        <w:numPr>
+          <w:ilvl w:val="0"/>
+          <w:numId w:val="1"/>
+        </w:numPr>
+        <w:spacing w:after="100"/>
+      </w:pPr>
+      <w:r>
+        <w:rPr>
+          <w:sz w:val="21"/>
+          <w:szCs w:val="21"/>
+        </w:rPr>
+        <w:t xml:space="preserve">Exact direct machine control still depends on the shop's cutter model, driver, and connection protocol.</w:t>
+      </w:r>
+    </w:p>
+    <w:p>
+      <w:pPr>
+        <w:pStyle w:val="Heading1"/>
+        <w:spacing w:after="120" w:before="160"/>
+      </w:pPr>
+      <w:r>
+        <w:rPr>
+          <w:b/>
+          <w:bCs/>
+          <w:sz w:val="28"/>
+          <w:szCs w:val="28"/>
+        </w:rPr>
+        <w:t xml:space="preserve">Suppliers and Shop Network</w:t>
+      </w:r>
+    </w:p>
+    <w:p>
+      <w:pPr>
+        <w:pStyle w:val="ListParagraph"/>
+        <w:numPr>
+          <w:ilvl w:val="0"/>
+          <w:numId w:val="1"/>
+        </w:numPr>
+        <w:spacing w:after="100"/>
+      </w:pPr>
+      <w:r>
+        <w:rPr>
+          <w:sz w:val="21"/>
+          <w:szCs w:val="21"/>
+        </w:rPr>
+        <w:t xml:space="preserve">Open Suppliers to create suppliers, assign supplier portal logins, create purchase orders, and receive stock.</w:t>
+      </w:r>
+    </w:p>
+    <w:p>
+      <w:pPr>
+        <w:pStyle w:val="ListParagraph"/>
+        <w:numPr>
+          <w:ilvl w:val="0"/>
+          <w:numId w:val="1"/>
+        </w:numPr>
+        <w:spacing w:after="100"/>
+      </w:pPr>
+      <w:r>
+        <w:rPr>
+          <w:sz w:val="21"/>
+          <w:szCs w:val="21"/>
+        </w:rPr>
+        <w:t xml:space="preserve">Supplier users sign in and open /supplier to acknowledge purchase orders.</w:t>
+      </w:r>
+    </w:p>
+    <w:p>
+      <w:pPr>
+        <w:pStyle w:val="ListParagraph"/>
+        <w:numPr>
+          <w:ilvl w:val="0"/>
+          <w:numId w:val="1"/>
+        </w:numPr>
+        <w:spacing w:after="100"/>
+      </w:pPr>
+      <w:r>
+        <w:rPr>
+          <w:sz w:val="21"/>
+          <w:szCs w:val="21"/>
+        </w:rPr>
+        <w:t xml:space="preserve">Open Shop Network to share your unique shop code, link with trusted shops, and request items from partners.</w:t>
+      </w:r>
+    </w:p>
+    <w:p>
+      <w:pPr>
+        <w:pStyle w:val="ListParagraph"/>
+        <w:numPr>
+          <w:ilvl w:val="0"/>
+          <w:numId w:val="1"/>
+        </w:numPr>
+        <w:spacing w:after="100"/>
+      </w:pPr>
+      <w:r>
+        <w:rPr>
+          <w:sz w:val="21"/>
+          <w:szCs w:val="21"/>
+        </w:rPr>
+        <w:t xml:space="preserve">Network fulfillment decrements the supplier shop's linked stock after checking availability.</w:t>
+      </w:r>
+    </w:p>
+    <w:p>
+      <w:pPr>
+        <w:pStyle w:val="Heading1"/>
+        <w:spacing w:after="120" w:before="160"/>
+      </w:pPr>
+      <w:r>
+        <w:rPr>
+          <w:b/>
+          <w:bCs/>
+          <w:sz w:val="28"/>
+          <w:szCs w:val="28"/>
+        </w:rPr>
+        <w:t xml:space="preserve">Exports Center</w:t>
+      </w:r>
+    </w:p>
+    <w:p>
+      <w:pPr>
+        <w:pStyle w:val="ListParagraph"/>
+        <w:numPr>
+          <w:ilvl w:val="0"/>
+          <w:numId w:val="1"/>
+        </w:numPr>
+        <w:spacing w:after="100"/>
+      </w:pPr>
+      <w:r>
+        <w:rPr>
+          <w:sz w:val="21"/>
+          <w:szCs w:val="21"/>
+        </w:rPr>
+        <w:t xml:space="preserve">Open Exports to download POS, payment modes, debts, daily closing, catalog, suppliers, shop network, design jobs, messages, and activity logs.</w:t>
+      </w:r>
+    </w:p>
+    <w:p>
+      <w:pPr>
+        <w:pStyle w:val="ListParagraph"/>
+        <w:numPr>
+          <w:ilvl w:val="0"/>
+          <w:numId w:val="1"/>
+        </w:numPr>
+        <w:spacing w:after="100"/>
+      </w:pPr>
+      <w:r>
+        <w:rPr>
+          <w:sz w:val="21"/>
+          <w:szCs w:val="21"/>
+        </w:rPr>
+        <w:t xml:space="preserve">Each export supports PDF, Word, or Excel-compatible output.</w:t>
       </w:r>
     </w:p>
     <w:sectPr>
